--- a/TsenaMalagasy-apk.docx
+++ b/TsenaMalagasy-apk.docx
@@ -1952,7 +1952,10 @@
         <w:spacing w:after="60"/>
       </w:pPr>
       <w:r>
-        <w:t>Puces de filtre : par village, générées dynamiquement à partir des annonces existantes.</w:t>
+        <w:t>Puces de filtre : par village, générées dynamiquement à</w:t>
+      </w:r>
+      <w:r>
+        <w:t xml:space="preserve"> partir des annonces existantes.</w:t>
       </w:r>
     </w:p>
     <w:p>
@@ -1965,7 +1968,10 @@
         <w:spacing w:after="60"/>
       </w:pPr>
       <w:r>
-        <w:t>Liste : une carte par annonce, avec produit, quantité, village et prix (ou « à négocier »).</w:t>
+        <w:t>Liste : une carte par annonce, avec produit, quantité, vill</w:t>
+      </w:r>
+      <w:r>
+        <w:t>age et prix (ou « à négocier »).</w:t>
       </w:r>
       <w:r>
         <w:br/>
@@ -1975,14 +1981,15 @@
       <w:pPr>
         <w:pStyle w:val="Paragraphedeliste"/>
         <w:spacing w:after="60"/>
-        <w:ind w:left="1276"/>
-      </w:pPr>
+        <w:ind w:left="2268"/>
+      </w:pPr>
+      <w:bookmarkStart w:id="0" w:name="_GoBack"/>
       <w:r>
         <w:drawing>
-          <wp:inline distT="0" distB="0" distL="0" distR="0" wp14:anchorId="63C9B2E3" wp14:editId="4B3D84FF">
-            <wp:extent cx="4585447" cy="3138204"/>
-            <wp:effectExtent l="0" t="0" r="5715" b="5080"/>
-            <wp:docPr id="2" name="Image 2"/>
+          <wp:inline distT="0" distB="0" distL="0" distR="0" wp14:anchorId="2EC79235" wp14:editId="3940BB78">
+            <wp:extent cx="3516923" cy="3288139"/>
+            <wp:effectExtent l="0" t="0" r="7620" b="7620"/>
+            <wp:docPr id="21" name="Image 21"/>
             <wp:cNvGraphicFramePr>
               <a:graphicFrameLocks xmlns:a="http://schemas.openxmlformats.org/drawingml/2006/main" noChangeAspect="1"/>
             </wp:cNvGraphicFramePr>
@@ -2002,7 +2009,7 @@
                   <pic:spPr>
                     <a:xfrm>
                       <a:off x="0" y="0"/>
-                      <a:ext cx="4631731" cy="3169880"/>
+                      <a:ext cx="3571891" cy="3339531"/>
                     </a:xfrm>
                     <a:prstGeom prst="rect">
                       <a:avLst/>
@@ -2013,6 +2020,10 @@
             </a:graphic>
           </wp:inline>
         </w:drawing>
+      </w:r>
+      <w:bookmarkEnd w:id="0"/>
+      <w:r>
+        <w:br/>
       </w:r>
     </w:p>
     <w:p>
@@ -2395,8 +2406,6 @@
       <w:r>
         <w:t xml:space="preserve"> distingue</w:t>
       </w:r>
-      <w:bookmarkStart w:id="0" w:name="_GoBack"/>
-      <w:bookmarkEnd w:id="0"/>
       <w:r>
         <w:t xml:space="preserve"> désormais localement « mes annonces » des autres sur un même appareil, mais sans compte ni identité vérifiée — une réinstallation ou un autre</w:t>
       </w:r>
@@ -3284,10 +3293,10 @@
       </w:r>
       <w:r>
         <w:drawing>
-          <wp:inline distT="0" distB="0" distL="0" distR="0" wp14:anchorId="7FA9531D" wp14:editId="6F5F714E">
-            <wp:extent cx="5725324" cy="2324424"/>
-            <wp:effectExtent l="0" t="0" r="8890" b="0"/>
-            <wp:docPr id="11" name="Image 11"/>
+          <wp:inline distT="0" distB="0" distL="0" distR="0" wp14:anchorId="24074048" wp14:editId="72FD08BA">
+            <wp:extent cx="5858693" cy="3381847"/>
+            <wp:effectExtent l="0" t="0" r="8890" b="9525"/>
+            <wp:docPr id="16" name="Image 16"/>
             <wp:cNvGraphicFramePr>
               <a:graphicFrameLocks xmlns:a="http://schemas.openxmlformats.org/drawingml/2006/main" noChangeAspect="1"/>
             </wp:cNvGraphicFramePr>
@@ -3307,7 +3316,7 @@
                   <pic:spPr>
                     <a:xfrm>
                       <a:off x="0" y="0"/>
-                      <a:ext cx="5725324" cy="2324424"/>
+                      <a:ext cx="5858693" cy="3381847"/>
                     </a:xfrm>
                     <a:prstGeom prst="rect">
                       <a:avLst/>
